--- a/Deploying a Next.js Application on an Ubuntu Server with Apache and PM2.docx
+++ b/Deploying a Next.js Application on an Ubuntu Server with Apache and PM2.docx
@@ -8462,6 +8462,8 @@
         <w:pStyle w:val="PredformtovanHTML"/>
         <w:textAlignment w:val="baseline"/>
         <w:rPr>
+          <w:rStyle w:val="s2"/>
+          <w:rFonts w:eastAsiaTheme="majorEastAsia"/>
           <w:color w:val="00B050"/>
         </w:rPr>
       </w:pPr>
@@ -8575,6 +8577,143 @@
         </w:rPr>
         <w:t>"</w:t>
       </w:r>
+    </w:p>
+    <w:p>
+      <w:pPr>
+        <w:pStyle w:val="PredformtovanHTML"/>
+        <w:textAlignment w:val="baseline"/>
+        <w:rPr>
+          <w:color w:val="00B050"/>
+        </w:rPr>
+      </w:pPr>
+      <w:r>
+        <w:rPr>
+          <w:rStyle w:val="hljs-keyword"/>
+          <w:rFonts w:eastAsiaTheme="majorEastAsia"/>
+          <w:color w:val="00B050"/>
+          <w:bdr w:val="none" w:sz="0" w:space="0" w:color="auto" w:frame="1"/>
+        </w:rPr>
+        <w:t>export</w:t>
+      </w:r>
+      <w:r>
+        <w:rPr>
+          <w:rStyle w:val="KdHTML"/>
+          <w:rFonts w:eastAsiaTheme="majorEastAsia"/>
+          <w:color w:val="00B050"/>
+          <w:bdr w:val="none" w:sz="0" w:space="0" w:color="auto" w:frame="1"/>
+        </w:rPr>
+        <w:t xml:space="preserve"> </w:t>
+      </w:r>
+      <w:r>
+        <w:rPr>
+          <w:rStyle w:val="hljs-variable"/>
+          <w:rFonts w:eastAsiaTheme="majorEastAsia"/>
+          <w:color w:val="00B050"/>
+          <w:bdr w:val="none" w:sz="0" w:space="0" w:color="auto" w:frame="1"/>
+        </w:rPr>
+        <w:t>NODE_OPTIONS</w:t>
+      </w:r>
+      <w:r>
+        <w:rPr>
+          <w:rStyle w:val="KdHTML"/>
+          <w:rFonts w:eastAsiaTheme="majorEastAsia"/>
+          <w:color w:val="00B050"/>
+          <w:bdr w:val="none" w:sz="0" w:space="0" w:color="auto" w:frame="1"/>
+        </w:rPr>
+        <w:t>=</w:t>
+      </w:r>
+      <w:r>
+        <w:rPr>
+          <w:rStyle w:val="s2"/>
+          <w:rFonts w:eastAsiaTheme="majorEastAsia"/>
+          <w:color w:val="00B050"/>
+        </w:rPr>
+        <w:t>"</w:t>
+      </w:r>
+      <w:r>
+        <w:rPr>
+          <w:rStyle w:val="KdHTML"/>
+          <w:rFonts w:eastAsiaTheme="majorEastAsia"/>
+          <w:color w:val="00B050"/>
+          <w:bdr w:val="none" w:sz="0" w:space="0" w:color="auto" w:frame="1"/>
+        </w:rPr>
+        <w:t>--max-</w:t>
+      </w:r>
+      <w:proofErr w:type="spellStart"/>
+      <w:r>
+        <w:rPr>
+          <w:rStyle w:val="KdHTML"/>
+          <w:rFonts w:eastAsiaTheme="majorEastAsia"/>
+          <w:color w:val="00B050"/>
+          <w:bdr w:val="none" w:sz="0" w:space="0" w:color="auto" w:frame="1"/>
+        </w:rPr>
+        <w:t>old</w:t>
+      </w:r>
+      <w:proofErr w:type="spellEnd"/>
+      <w:r>
+        <w:rPr>
+          <w:rStyle w:val="KdHTML"/>
+          <w:rFonts w:eastAsiaTheme="majorEastAsia"/>
+          <w:color w:val="00B050"/>
+          <w:bdr w:val="none" w:sz="0" w:space="0" w:color="auto" w:frame="1"/>
+        </w:rPr>
+        <w:t>-</w:t>
+      </w:r>
+      <w:proofErr w:type="spellStart"/>
+      <w:r>
+        <w:rPr>
+          <w:rStyle w:val="KdHTML"/>
+          <w:rFonts w:eastAsiaTheme="majorEastAsia"/>
+          <w:color w:val="00B050"/>
+          <w:bdr w:val="none" w:sz="0" w:space="0" w:color="auto" w:frame="1"/>
+        </w:rPr>
+        <w:t>space-size</w:t>
+      </w:r>
+      <w:proofErr w:type="spellEnd"/>
+      <w:r>
+        <w:rPr>
+          <w:rStyle w:val="KdHTML"/>
+          <w:rFonts w:eastAsiaTheme="majorEastAsia"/>
+          <w:color w:val="00B050"/>
+          <w:bdr w:val="none" w:sz="0" w:space="0" w:color="auto" w:frame="1"/>
+        </w:rPr>
+        <w:t>=</w:t>
+      </w:r>
+      <w:r>
+        <w:rPr>
+          <w:rStyle w:val="hljs-number"/>
+          <w:rFonts w:eastAsiaTheme="majorEastAsia"/>
+          <w:color w:val="00B050"/>
+          <w:bdr w:val="none" w:sz="0" w:space="0" w:color="auto" w:frame="1"/>
+        </w:rPr>
+        <w:t>1</w:t>
+      </w:r>
+      <w:r>
+        <w:rPr>
+          <w:rStyle w:val="hljs-number"/>
+          <w:rFonts w:eastAsiaTheme="majorEastAsia"/>
+          <w:color w:val="00B050"/>
+          <w:bdr w:val="none" w:sz="0" w:space="0" w:color="auto" w:frame="1"/>
+        </w:rPr>
+        <w:t>6384</w:t>
+      </w:r>
+      <w:r>
+        <w:rPr>
+          <w:rStyle w:val="s2"/>
+          <w:rFonts w:eastAsiaTheme="majorEastAsia"/>
+          <w:color w:val="00B050"/>
+        </w:rPr>
+        <w:t>"</w:t>
+      </w:r>
+    </w:p>
+    <w:p>
+      <w:pPr>
+        <w:pStyle w:val="PredformtovanHTML"/>
+        <w:textAlignment w:val="baseline"/>
+        <w:rPr>
+          <w:color w:val="00B050"/>
+        </w:rPr>
+      </w:pPr>
     </w:p>
     <w:p>
       <w:pPr>
@@ -12395,6 +12534,7 @@
           <w:lang w:eastAsia="sk-SK"/>
           <w14:ligatures w14:val="none"/>
         </w:rPr>
+        <w:lastRenderedPageBreak/>
         <w:t>sudo</w:t>
       </w:r>
       <w:proofErr w:type="spellEnd"/>
@@ -12455,7 +12595,6 @@
           <w:lang w:eastAsia="sk-SK"/>
           <w14:ligatures w14:val="none"/>
         </w:rPr>
-        <w:lastRenderedPageBreak/>
         <w:t>sudo</w:t>
       </w:r>
       <w:proofErr w:type="spellEnd"/>
